--- a/tracked_scripts/u1/m2/warmup/Module 2 - Unedited Script.docx
+++ b/tracked_scripts/u1/m2/warmup/Module 2 - Unedited Script.docx
@@ -117,6 +117,48 @@
     </w:p>
     <w:p>
       <w:pPr>
+        <w:spacing w:before="120" w:after="40"/>
+      </w:pPr>
+      <w:r>
+        <w:rPr>
+          <w:rFonts w:ascii="Calibri" w:hAnsi="Calibri"/>
+          <w:b/>
+          <w:i w:val="0"/>
+        </w:rPr>
+        <w:t xml:space="preserve">Building From: </w:t>
+      </w:r>
+      <w:r>
+        <w:rPr>
+          <w:rFonts w:ascii="Calibri" w:hAnsi="Calibri"/>
+          <w:b w:val="0"/>
+          <w:i w:val="0"/>
+        </w:rPr>
+        <w:t>Students read picture graphs and bar graphs with 1:1 scale. They understand that "the KEY shows the SCALE" and practiced "scale of 1" language. They can solve "how many more/fewer" problems by subtracting and "in all" problems by adding. They understand both horizontal and vertical orientations.</w:t>
+      </w:r>
+    </w:p>
+    <w:p>
+      <w:pPr>
+        <w:spacing w:before="40" w:after="40"/>
+      </w:pPr>
+      <w:r>
+        <w:rPr>
+          <w:rFonts w:ascii="Calibri" w:hAnsi="Calibri"/>
+          <w:b/>
+          <w:i w:val="0"/>
+        </w:rPr>
+        <w:t xml:space="preserve">Building Toward: </w:t>
+      </w:r>
+      <w:r>
+        <w:rPr>
+          <w:rFonts w:ascii="Calibri" w:hAnsi="Calibri"/>
+          <w:b w:val="0"/>
+          <w:i w:val="0"/>
+        </w:rPr>
+        <w:t>Students will apply their understanding of "each symbol \= multiple items" to scale of 5\. The grouping concept (groups of 2 → groups of 5\) and half-symbol understanding transfer directly. Skip-counting connection becomes more explicit. ---</w:t>
+      </w:r>
+    </w:p>
+    <w:p>
+      <w:pPr>
         <w:spacing w:before="160" w:after="0"/>
       </w:pPr>
     </w:p>
@@ -231,7 +273,7 @@
           <w:b/>
           <w:i w:val="0"/>
         </w:rPr>
-        <w:t xml:space="preserve">• Options:  </w:t>
+        <w:t xml:space="preserve">• Answer option (optional):  </w:t>
       </w:r>
       <w:r>
         <w:rPr>
@@ -241,7 +283,7 @@
           <w:color w:val="6E6E6E"/>
           <w:sz w:val="19"/>
         </w:rPr>
-        <w:t>The available answer choices</w:t>
+        <w:t>The available answer choice, nested under Prompt</w:t>
       </w:r>
     </w:p>
     <w:p>
@@ -382,9 +424,7 @@
         <w:rPr>
           <w:rFonts w:ascii="Calibri" w:hAnsi="Calibri"/>
           <w:b/>
-          <w:i/>
-          <w:color w:val="6E6E6E"/>
-          <w:sz w:val="19"/>
+          <w:i w:val="0"/>
         </w:rPr>
         <w:t xml:space="preserve">Visual: </w:t>
       </w:r>
@@ -392,9 +432,7 @@
         <w:rPr>
           <w:rFonts w:ascii="Calibri" w:hAnsi="Calibri"/>
           <w:b w:val="0"/>
-          <w:i/>
-          <w:color w:val="6E6E6E"/>
-          <w:sz w:val="19"/>
+          <w:i w:val="0"/>
         </w:rPr>
         <w:t>Animated counting game with Minis characters. Three categories: Red Minis, Blue Minis, Yellow Minis. Items appear for student to count.</w:t>
       </w:r>
@@ -467,7 +505,21 @@
     </w:p>
     <w:p>
       <w:pPr>
-        <w:spacing w:before="60" w:after="20"/>
+        <w:spacing w:before="80" w:after="40"/>
+        <w:ind w:left="0"/>
+      </w:pPr>
+      <w:r>
+        <w:rPr>
+          <w:rFonts w:ascii="Calibri" w:hAnsi="Calibri"/>
+          <w:b/>
+          <w:i w:val="0"/>
+        </w:rPr>
+        <w:t>Based on student response:</w:t>
+      </w:r>
+    </w:p>
+    <w:p>
+      <w:pPr>
+        <w:spacing w:before="40" w:after="20"/>
         <w:ind w:left="0"/>
       </w:pPr>
       <w:r>
@@ -528,9 +580,7 @@
         <w:rPr>
           <w:rFonts w:ascii="Calibri" w:hAnsi="Calibri"/>
           <w:b/>
-          <w:i/>
-          <w:color w:val="6E6E6E"/>
-          <w:sz w:val="19"/>
+          <w:i w:val="0"/>
         </w:rPr>
         <w:t xml:space="preserve">Visual: </w:t>
       </w:r>
@@ -538,9 +588,7 @@
         <w:rPr>
           <w:rFonts w:ascii="Calibri" w:hAnsi="Calibri"/>
           <w:b w:val="0"/>
-          <w:i/>
-          <w:color w:val="6E6E6E"/>
-          <w:sz w:val="19"/>
+          <w:i w:val="0"/>
         </w:rPr>
         <w:t>Results screen showing student's counts. Red Minis: 8, Blue Minis: 10, Yellow Minis: 6.</w:t>
       </w:r>
@@ -713,7 +761,21 @@
     </w:p>
     <w:p>
       <w:pPr>
-        <w:spacing w:before="60" w:after="20"/>
+        <w:spacing w:before="80" w:after="40"/>
+        <w:ind w:left="0"/>
+      </w:pPr>
+      <w:r>
+        <w:rPr>
+          <w:rFonts w:ascii="Calibri" w:hAnsi="Calibri"/>
+          <w:b/>
+          <w:i w:val="0"/>
+        </w:rPr>
+        <w:t>Based on student response:</w:t>
+      </w:r>
+    </w:p>
+    <w:p>
+      <w:pPr>
+        <w:spacing w:before="40" w:after="20"/>
         <w:ind w:left="0"/>
       </w:pPr>
       <w:r>
@@ -758,7 +820,7 @@
     </w:p>
     <w:p>
       <w:pPr>
-        <w:spacing w:before="60" w:after="20"/>
+        <w:spacing w:before="40" w:after="20"/>
         <w:ind w:left="0"/>
       </w:pPr>
       <w:r>
@@ -803,7 +865,7 @@
     </w:p>
     <w:p>
       <w:pPr>
-        <w:spacing w:before="60" w:after="20"/>
+        <w:spacing w:before="40" w:after="20"/>
         <w:ind w:left="0"/>
       </w:pPr>
       <w:r>
@@ -848,7 +910,7 @@
     </w:p>
     <w:p>
       <w:pPr>
-        <w:spacing w:before="60" w:after="20"/>
+        <w:spacing w:before="40" w:after="20"/>
         <w:ind w:left="0"/>
       </w:pPr>
       <w:r>
@@ -909,9 +971,7 @@
         <w:rPr>
           <w:rFonts w:ascii="Calibri" w:hAnsi="Calibri"/>
           <w:b/>
-          <w:i/>
-          <w:color w:val="6E6E6E"/>
-          <w:sz w:val="19"/>
+          <w:i w:val="0"/>
         </w:rPr>
         <w:t xml:space="preserve">Visual: </w:t>
       </w:r>
@@ -919,9 +979,7 @@
         <w:rPr>
           <w:rFonts w:ascii="Calibri" w:hAnsi="Calibri"/>
           <w:b w:val="0"/>
-          <w:i/>
-          <w:color w:val="6E6E6E"/>
-          <w:sz w:val="19"/>
+          <w:i w:val="0"/>
         </w:rPr>
         <w:t>Animation workspace appears showing picture graph structure ready for transformation.</w:t>
       </w:r>
@@ -957,9 +1015,7 @@
         <w:rPr>
           <w:rFonts w:ascii="Calibri" w:hAnsi="Calibri"/>
           <w:b/>
-          <w:i/>
-          <w:color w:val="6E6E6E"/>
-          <w:sz w:val="19"/>
+          <w:i w:val="0"/>
         </w:rPr>
         <w:t xml:space="preserve">Visual: </w:t>
       </w:r>
@@ -967,9 +1023,7 @@
         <w:rPr>
           <w:rFonts w:ascii="Calibri" w:hAnsi="Calibri"/>
           <w:b w:val="0"/>
-          <w:i/>
-          <w:color w:val="6E6E6E"/>
-          <w:sz w:val="19"/>
+          <w:i w:val="0"/>
         </w:rPr>
         <w:t>8 Red Minis items appear in animation workspace</w:t>
       </w:r>
@@ -1005,9 +1059,7 @@
         <w:rPr>
           <w:rFonts w:ascii="Calibri" w:hAnsi="Calibri"/>
           <w:b/>
-          <w:i/>
-          <w:color w:val="6E6E6E"/>
-          <w:sz w:val="19"/>
+          <w:i w:val="0"/>
         </w:rPr>
         <w:t xml:space="preserve">Visual: </w:t>
       </w:r>
@@ -1015,9 +1067,7 @@
         <w:rPr>
           <w:rFonts w:ascii="Calibri" w:hAnsi="Calibri"/>
           <w:b w:val="0"/>
-          <w:i/>
-          <w:color w:val="6E6E6E"/>
-          <w:sz w:val="19"/>
+          <w:i w:val="0"/>
         </w:rPr>
         <w:t>8 Red Minis visually pair up: 2, 2, 2, 2. Four groups of 2 visible.</w:t>
       </w:r>
@@ -1053,9 +1103,7 @@
         <w:rPr>
           <w:rFonts w:ascii="Calibri" w:hAnsi="Calibri"/>
           <w:b/>
-          <w:i/>
-          <w:color w:val="6E6E6E"/>
-          <w:sz w:val="19"/>
+          <w:i w:val="0"/>
         </w:rPr>
         <w:t xml:space="preserve">Visual: </w:t>
       </w:r>
@@ -1063,9 +1111,7 @@
         <w:rPr>
           <w:rFonts w:ascii="Calibri" w:hAnsi="Calibri"/>
           <w:b w:val="0"/>
-          <w:i/>
-          <w:color w:val="6E6E6E"/>
-          <w:sz w:val="19"/>
+          <w:i w:val="0"/>
         </w:rPr>
         <w:t>Each pair transforms into one symbol. 4 symbols now appear on the graph row for Red Minis.</w:t>
       </w:r>
@@ -1101,9 +1147,7 @@
         <w:rPr>
           <w:rFonts w:ascii="Calibri" w:hAnsi="Calibri"/>
           <w:b/>
-          <w:i/>
-          <w:color w:val="6E6E6E"/>
-          <w:sz w:val="19"/>
+          <w:i w:val="0"/>
         </w:rPr>
         <w:t xml:space="preserve">Visual: </w:t>
       </w:r>
@@ -1111,9 +1155,7 @@
         <w:rPr>
           <w:rFonts w:ascii="Calibri" w:hAnsi="Calibri"/>
           <w:b w:val="0"/>
-          <w:i/>
-          <w:color w:val="6E6E6E"/>
-          <w:sz w:val="19"/>
+          <w:i w:val="0"/>
         </w:rPr>
         <w:t>Key appears on graph: 'Each ⭐ = 2'</w:t>
       </w:r>
@@ -1171,9 +1213,7 @@
         <w:rPr>
           <w:rFonts w:ascii="Calibri" w:hAnsi="Calibri"/>
           <w:b/>
-          <w:i/>
-          <w:color w:val="6E6E6E"/>
-          <w:sz w:val="19"/>
+          <w:i w:val="0"/>
         </w:rPr>
         <w:t xml:space="preserve">Visual: </w:t>
       </w:r>
@@ -1181,9 +1221,7 @@
         <w:rPr>
           <w:rFonts w:ascii="Calibri" w:hAnsi="Calibri"/>
           <w:b w:val="0"/>
-          <w:i/>
-          <w:color w:val="6E6E6E"/>
-          <w:sz w:val="19"/>
+          <w:i w:val="0"/>
         </w:rPr>
         <w:t>Blue Minis category transforms: 10 items group into 5 pairs, become 5 symbols.</w:t>
       </w:r>
@@ -1219,9 +1257,7 @@
         <w:rPr>
           <w:rFonts w:ascii="Calibri" w:hAnsi="Calibri"/>
           <w:b/>
-          <w:i/>
-          <w:color w:val="6E6E6E"/>
-          <w:sz w:val="19"/>
+          <w:i w:val="0"/>
         </w:rPr>
         <w:t xml:space="preserve">Visual: </w:t>
       </w:r>
@@ -1229,9 +1265,7 @@
         <w:rPr>
           <w:rFonts w:ascii="Calibri" w:hAnsi="Calibri"/>
           <w:b w:val="0"/>
-          <w:i/>
-          <w:color w:val="6E6E6E"/>
-          <w:sz w:val="19"/>
+          <w:i w:val="0"/>
         </w:rPr>
         <w:t>Yellow Minis category transforms: 6 items group into 3 pairs, become 3 symbols.</w:t>
       </w:r>
@@ -1245,9 +1279,7 @@
         <w:rPr>
           <w:rFonts w:ascii="Calibri" w:hAnsi="Calibri"/>
           <w:b/>
-          <w:i/>
-          <w:color w:val="6E6E6E"/>
-          <w:sz w:val="19"/>
+          <w:i w:val="0"/>
         </w:rPr>
         <w:t xml:space="preserve">Visual: </w:t>
       </w:r>
@@ -1255,9 +1287,7 @@
         <w:rPr>
           <w:rFonts w:ascii="Calibri" w:hAnsi="Calibri"/>
           <w:b w:val="0"/>
-          <w:i/>
-          <w:color w:val="6E6E6E"/>
-          <w:sz w:val="19"/>
+          <w:i w:val="0"/>
         </w:rPr>
         <w:t>Full scaled picture graph visible with all 3 categories. Red Minis: 4 symbols, Blue Minis: 5 symbols, Yellow Minis: 3 symbols. Key shows 'Each ⭐ = 2'.</w:t>
       </w:r>
@@ -1302,9 +1332,7 @@
         <w:rPr>
           <w:rFonts w:ascii="Calibri" w:hAnsi="Calibri"/>
           <w:b/>
-          <w:i/>
-          <w:color w:val="6E6E6E"/>
-          <w:sz w:val="19"/>
+          <w:i w:val="0"/>
         </w:rPr>
         <w:t xml:space="preserve">Visual: </w:t>
       </w:r>
@@ -1312,9 +1340,7 @@
         <w:rPr>
           <w:rFonts w:ascii="Calibri" w:hAnsi="Calibri"/>
           <w:b w:val="0"/>
-          <w:i/>
-          <w:color w:val="6E6E6E"/>
-          <w:sz w:val="19"/>
+          <w:i w:val="0"/>
         </w:rPr>
         <w:t>Horizontal scaled picture graph with student's collected data. Red Minis: 4 symbols (8 total), Blue Minis: 5 symbols (10 total), Yellow Minis: 3 symbols (6 total). Key shows 'Each ⭐ = 2'.</w:t>
       </w:r>
@@ -1328,9 +1354,7 @@
         <w:rPr>
           <w:rFonts w:ascii="Calibri" w:hAnsi="Calibri"/>
           <w:b/>
-          <w:i/>
-          <w:color w:val="6E6E6E"/>
-          <w:sz w:val="19"/>
+          <w:i w:val="0"/>
         </w:rPr>
         <w:t xml:space="preserve">Visual: </w:t>
       </w:r>
@@ -1338,9 +1362,7 @@
         <w:rPr>
           <w:rFonts w:ascii="Calibri" w:hAnsi="Calibri"/>
           <w:b w:val="0"/>
-          <w:i/>
-          <w:color w:val="6E6E6E"/>
-          <w:sz w:val="19"/>
+          <w:i w:val="0"/>
         </w:rPr>
         <w:t>Hide (animation_workspace)</w:t>
       </w:r>
@@ -1469,7 +1491,21 @@
     </w:p>
     <w:p>
       <w:pPr>
-        <w:spacing w:before="60" w:after="20"/>
+        <w:spacing w:before="80" w:after="40"/>
+        <w:ind w:left="0"/>
+      </w:pPr>
+      <w:r>
+        <w:rPr>
+          <w:rFonts w:ascii="Calibri" w:hAnsi="Calibri"/>
+          <w:b/>
+          <w:i w:val="0"/>
+        </w:rPr>
+        <w:t>Based on student response:</w:t>
+      </w:r>
+    </w:p>
+    <w:p>
+      <w:pPr>
+        <w:spacing w:before="40" w:after="20"/>
         <w:ind w:left="0"/>
       </w:pPr>
       <w:r>
@@ -1536,8 +1572,8 @@
     </w:p>
     <w:p>
       <w:pPr>
-        <w:spacing w:before="60" w:after="20"/>
-        <w:ind w:left="432"/>
+        <w:spacing w:before="40" w:after="20"/>
+        <w:ind w:left="0"/>
       </w:pPr>
       <w:r>
         <w:rPr>
@@ -1560,15 +1596,13 @@
     <w:p>
       <w:pPr>
         <w:spacing w:before="20" w:after="20"/>
-        <w:ind w:left="720"/>
+        <w:ind w:left="0"/>
       </w:pPr>
       <w:r>
         <w:rPr>
           <w:rFonts w:ascii="Calibri" w:hAnsi="Calibri"/>
           <w:b/>
-          <w:i/>
-          <w:color w:val="6E6E6E"/>
-          <w:sz w:val="19"/>
+          <w:i w:val="0"/>
         </w:rPr>
         <w:t xml:space="preserve">Visual: </w:t>
       </w:r>
@@ -1576,9 +1610,7 @@
         <w:rPr>
           <w:rFonts w:ascii="Calibri" w:hAnsi="Calibri"/>
           <w:b w:val="0"/>
-          <w:i/>
-          <w:color w:val="6E6E6E"/>
-          <w:sz w:val="19"/>
+          <w:i w:val="0"/>
         </w:rPr>
         <w:t>Highlight: Blue Minis</w:t>
       </w:r>
@@ -1586,7 +1618,7 @@
     <w:p>
       <w:pPr>
         <w:spacing w:before="20" w:after="20"/>
-        <w:ind w:left="720"/>
+        <w:ind w:left="0"/>
       </w:pPr>
       <w:r>
         <w:rPr>
@@ -1607,8 +1639,8 @@
     </w:p>
     <w:p>
       <w:pPr>
-        <w:spacing w:before="60" w:after="20"/>
-        <w:ind w:left="432"/>
+        <w:spacing w:before="40" w:after="20"/>
+        <w:ind w:left="0"/>
       </w:pPr>
       <w:r>
         <w:rPr>
@@ -1631,15 +1663,13 @@
     <w:p>
       <w:pPr>
         <w:spacing w:before="20" w:after="20"/>
-        <w:ind w:left="720"/>
+        <w:ind w:left="0"/>
       </w:pPr>
       <w:r>
         <w:rPr>
           <w:rFonts w:ascii="Calibri" w:hAnsi="Calibri"/>
           <w:b/>
-          <w:i/>
-          <w:color w:val="6E6E6E"/>
-          <w:sz w:val="19"/>
+          <w:i w:val="0"/>
         </w:rPr>
         <w:t xml:space="preserve">Visual: </w:t>
       </w:r>
@@ -1647,9 +1677,7 @@
         <w:rPr>
           <w:rFonts w:ascii="Calibri" w:hAnsi="Calibri"/>
           <w:b w:val="0"/>
-          <w:i/>
-          <w:color w:val="6E6E6E"/>
-          <w:sz w:val="19"/>
+          <w:i w:val="0"/>
         </w:rPr>
         <w:t>Highlight: Blue Minis</w:t>
       </w:r>
@@ -1657,7 +1685,7 @@
     <w:p>
       <w:pPr>
         <w:spacing w:before="20" w:after="20"/>
-        <w:ind w:left="720"/>
+        <w:ind w:left="0"/>
       </w:pPr>
       <w:r>
         <w:rPr>
@@ -1678,8 +1706,8 @@
     </w:p>
     <w:p>
       <w:pPr>
-        <w:spacing w:before="60" w:after="20"/>
-        <w:ind w:left="432"/>
+        <w:spacing w:before="40" w:after="20"/>
+        <w:ind w:left="0"/>
       </w:pPr>
       <w:r>
         <w:rPr>
@@ -1702,15 +1730,13 @@
     <w:p>
       <w:pPr>
         <w:spacing w:before="20" w:after="20"/>
-        <w:ind w:left="720"/>
+        <w:ind w:left="0"/>
       </w:pPr>
       <w:r>
         <w:rPr>
           <w:rFonts w:ascii="Calibri" w:hAnsi="Calibri"/>
           <w:b/>
-          <w:i/>
-          <w:color w:val="6E6E6E"/>
-          <w:sz w:val="19"/>
+          <w:i w:val="0"/>
         </w:rPr>
         <w:t xml:space="preserve">Visual: </w:t>
       </w:r>
@@ -1718,9 +1744,7 @@
         <w:rPr>
           <w:rFonts w:ascii="Calibri" w:hAnsi="Calibri"/>
           <w:b w:val="0"/>
-          <w:i/>
-          <w:color w:val="6E6E6E"/>
-          <w:sz w:val="19"/>
+          <w:i w:val="0"/>
         </w:rPr>
         <w:t>Highlight: Blue Minis</w:t>
       </w:r>
@@ -1728,7 +1752,7 @@
     <w:p>
       <w:pPr>
         <w:spacing w:before="20" w:after="20"/>
-        <w:ind w:left="720"/>
+        <w:ind w:left="0"/>
       </w:pPr>
       <w:r>
         <w:rPr>
@@ -1749,8 +1773,8 @@
     </w:p>
     <w:p>
       <w:pPr>
-        <w:spacing w:before="60" w:after="20"/>
-        <w:ind w:left="432"/>
+        <w:spacing w:before="40" w:after="20"/>
+        <w:ind w:left="0"/>
       </w:pPr>
       <w:r>
         <w:rPr>
@@ -1773,15 +1797,13 @@
     <w:p>
       <w:pPr>
         <w:spacing w:before="20" w:after="20"/>
-        <w:ind w:left="720"/>
+        <w:ind w:left="0"/>
       </w:pPr>
       <w:r>
         <w:rPr>
           <w:rFonts w:ascii="Calibri" w:hAnsi="Calibri"/>
           <w:b/>
-          <w:i/>
-          <w:color w:val="6E6E6E"/>
-          <w:sz w:val="19"/>
+          <w:i w:val="0"/>
         </w:rPr>
         <w:t xml:space="preserve">Visual: </w:t>
       </w:r>
@@ -1789,9 +1811,7 @@
         <w:rPr>
           <w:rFonts w:ascii="Calibri" w:hAnsi="Calibri"/>
           <w:b w:val="0"/>
-          <w:i/>
-          <w:color w:val="6E6E6E"/>
-          <w:sz w:val="19"/>
+          <w:i w:val="0"/>
         </w:rPr>
         <w:t>Each symbol in Blue Minis row pulses and counts: 1, 2, 3, 4, 5</w:t>
       </w:r>
@@ -1799,7 +1819,7 @@
     <w:p>
       <w:pPr>
         <w:spacing w:before="20" w:after="20"/>
-        <w:ind w:left="720"/>
+        <w:ind w:left="0"/>
       </w:pPr>
       <w:r>
         <w:rPr>
